--- a/RFI-Docs/Million Veteran Program  Overview_ SECVA Hearing Prep_04292025_FINAL.docx
+++ b/RFI-Docs/Million Veteran Program  Overview_ SECVA Hearing Prep_04292025_FINAL.docx
@@ -4,6 +4,140 @@
   <w:body>
     <w:p>
       <w:pPr>
+        <w:jc w:val="left"/>
+      </w:pPr>
+      <w:r>
+        <w:rPr>
+          <w:color w:val="646464"/>
+          <w:sz w:val="18"/>
+        </w:rPr>
+        <w:t>Document: Million Veteran Program  Overview_ SECVA Hearing Prep_04292025_FINAL.docx</w:t>
+      </w:r>
+    </w:p>
+    <w:p>
+      <w:pPr>
+        <w:jc w:val="left"/>
+      </w:pPr>
+      <w:r>
+        <w:rPr>
+          <w:color w:val="646464"/>
+          <w:sz w:val="18"/>
+        </w:rPr>
+        <w:t>Title: Million Veteran Program Overview   April 28, 2025</w:t>
+      </w:r>
+    </w:p>
+    <w:p>
+      <w:pPr>
+        <w:jc w:val="left"/>
+      </w:pPr>
+      <w:r>
+        <w:rPr>
+          <w:color w:val="646464"/>
+          <w:sz w:val="18"/>
+        </w:rPr>
+        <w:t>Topic: MVP | Type: Talking Points</w:t>
+      </w:r>
+    </w:p>
+    <w:p>
+      <w:pPr>
+        <w:jc w:val="left"/>
+      </w:pPr>
+      <w:r>
+        <w:rPr>
+          <w:color w:val="646464"/>
+          <w:sz w:val="18"/>
+        </w:rPr>
+        <w:t>Created: 2025-04-30 | By: Friedland, Bruce I.</w:t>
+      </w:r>
+    </w:p>
+    <w:p>
+      <w:pPr>
+        <w:jc w:val="left"/>
+      </w:pPr>
+      <w:r>
+        <w:rPr>
+          <w:color w:val="646464"/>
+          <w:sz w:val="18"/>
+        </w:rPr>
+        <w:t>Modified: 2025-04-30 | By: Bartlinski, David</w:t>
+      </w:r>
+    </w:p>
+    <w:p>
+      <w:pPr>
+        <w:jc w:val="left"/>
+      </w:pPr>
+      <w:r>
+        <w:rPr>
+          <w:color w:val="C8C8C8"/>
+          <w:sz w:val="16"/>
+        </w:rPr>
+        <w:t>────────────────────────────────────────────────────────────────────────────────</w:t>
+      </w:r>
+    </w:p>
+    <w:p>
+      <w:pPr>
+        <w:jc w:val="left"/>
+      </w:pPr>
+      <w:r/>
+    </w:p>
+    <w:p>
+      <w:pPr>
+        <w:jc w:val="left"/>
+      </w:pPr>
+      <w:r>
+        <w:rPr>
+          <w:color w:val="646464"/>
+          <w:sz w:val="18"/>
+        </w:rPr>
+        <w:t>Topic: MVP | Type: Talking Points</w:t>
+      </w:r>
+    </w:p>
+    <w:p>
+      <w:pPr>
+        <w:jc w:val="left"/>
+      </w:pPr>
+      <w:r>
+        <w:rPr>
+          <w:color w:val="646464"/>
+          <w:sz w:val="18"/>
+        </w:rPr>
+        <w:t>Created: 2025-04-30 | By: Friedland, Bruce I.</w:t>
+      </w:r>
+    </w:p>
+    <w:p>
+      <w:pPr>
+        <w:jc w:val="left"/>
+      </w:pPr>
+      <w:r>
+        <w:rPr>
+          <w:color w:val="646464"/>
+          <w:sz w:val="18"/>
+        </w:rPr>
+        <w:t>Modified: 2025-04-30 | By: Bartlinski, David</w:t>
+      </w:r>
+    </w:p>
+    <w:p>
+      <w:pPr>
+        <w:spacing w:after="0" w:line="240" w:lineRule="auto"/>
+        <w:jc w:val="left"/>
+        <w:rPr>
+          <w:rFonts w:ascii="Arial" w:hAnsi="Arial" w:cs="Arial"/>
+          <w:b/>
+          <w:bCs/>
+          <w:sz w:val="24"/>
+          <w:szCs w:val="24"/>
+        </w:rPr>
+      </w:pPr>
+      <w:r>
+        <w:rPr>
+          <w:color w:val="C8C8C8"/>
+          <w:sz w:val="16"/>
+        </w:rPr>
+        <w:t>────────────────────────────────────────────────────────────────────────────────</w:t>
+      </w:r>
+    </w:p>
+    <w:p>
+      <w:pPr>
         <w:spacing w:after="0" w:line="240" w:lineRule="auto"/>
         <w:jc w:val="center"/>
         <w:rPr>
@@ -14,29 +148,7 @@
           <w:szCs w:val="24"/>
         </w:rPr>
       </w:pPr>
-      <w:r>
-        <w:rPr>
-          <w:rFonts w:ascii="Arial" w:hAnsi="Arial" w:cs="Arial"/>
-          <w:b/>
-          <w:bCs/>
-          <w:sz w:val="24"/>
-          <w:szCs w:val="24"/>
-        </w:rPr>
-        <w:t>Million Veteran Program Overview</w:t>
-      </w:r>
-    </w:p>
-    <w:p>
-      <w:pPr>
-        <w:spacing w:after="0" w:line="240" w:lineRule="auto"/>
-        <w:jc w:val="center"/>
-        <w:rPr>
-          <w:rFonts w:ascii="Arial" w:hAnsi="Arial" w:cs="Arial"/>
-          <w:b/>
-          <w:bCs/>
-          <w:sz w:val="24"/>
-          <w:szCs w:val="24"/>
-        </w:rPr>
-      </w:pPr>
+      <w:r/>
     </w:p>
     <w:p>
       <w:pPr>
